--- a/docs/product/Lumi_Course_Content.docx
+++ b/docs/product/Lumi_Course_Content.docx
@@ -3298,6 +3298,469 @@
           <w:szCs w:val="21"/>
         </w:rPr>
         <w:t xml:space="preserve">«Курс завершён. Ты умеешь принимать себя и всё равно двигаться вперёд.»</w:t>
+      </w:r>
+    </w:p>
+    <w:p>
+      <w:pPr>
+        <w:pStyle w:val="Heading1"/>
+        <w:pBdr>
+          <w:bottom w:val="single" w:color="5B4B9E" w:sz="6" w:space="4"/>
+        </w:pBdr>
+        <w:spacing w:after="120" w:before="360"/>
+      </w:pPr>
+      <w:r>
+        <w:rPr>
+          <w:b/>
+          <w:bCs/>
+          <w:color w:val="5B4B9E"/>
+          <w:sz w:val="30"/>
+          <w:szCs w:val="30"/>
+        </w:rPr>
+        <w:t xml:space="preserve">Блок «Сегодня для тебя» — 4 короткие практики</w:t>
+      </w:r>
+    </w:p>
+    <w:p>
+      <w:pPr>
+        <w:spacing w:after="120" w:line="276"/>
+      </w:pPr>
+      <w:r>
+        <w:rPr>
+          <w:sz w:val="22"/>
+          <w:szCs w:val="22"/>
+        </w:rPr>
+        <w:t xml:space="preserve">Отдельные от структурированных уроков курсов. Источник — уже одобренная библиотека упражнений психологического документа (раздел 3), адаптированная под формат короткой плитки на главном экране. Проверено по разделу 6: без принуждения, без физического дискомфорта как регуляции, без клинических техник.</w:t>
+      </w:r>
+    </w:p>
+    <w:p>
+      <w:pPr>
+        <w:pStyle w:val="Heading3"/>
+        <w:spacing w:after="60" w:before="180"/>
+      </w:pPr>
+      <w:r>
+        <w:rPr>
+          <w:b/>
+          <w:bCs/>
+          <w:color w:val="1A1A2E"/>
+          <w:sz w:val="22"/>
+          <w:szCs w:val="22"/>
+        </w:rPr>
+        <w:t xml:space="preserve">Практика (3 мин)</w:t>
+      </w:r>
+    </w:p>
+    <w:p>
+      <w:pPr>
+        <w:spacing w:after="70" w:line="268"/>
+      </w:pPr>
+      <w:r>
+        <w:rPr>
+          <w:b/>
+          <w:bCs/>
+          <w:sz w:val="21"/>
+          <w:szCs w:val="21"/>
+        </w:rPr>
+        <w:t xml:space="preserve">Источник: </w:t>
+      </w:r>
+      <w:r>
+        <w:rPr>
+          <w:sz w:val="21"/>
+          <w:szCs w:val="21"/>
+        </w:rPr>
+        <w:t xml:space="preserve">категория «Уверенность» библиотеки упражнений</w:t>
+      </w:r>
+    </w:p>
+    <w:p>
+      <w:pPr>
+        <w:spacing w:after="70" w:line="268"/>
+      </w:pPr>
+      <w:r>
+        <w:rPr>
+          <w:b/>
+          <w:bCs/>
+          <w:sz w:val="21"/>
+          <w:szCs w:val="21"/>
+        </w:rPr>
+        <w:t xml:space="preserve">Инструкция: </w:t>
+      </w:r>
+      <w:r>
+        <w:rPr>
+          <w:sz w:val="21"/>
+          <w:szCs w:val="21"/>
+        </w:rPr>
+        <w:t xml:space="preserve">Назови один подтверждённый факт о себе за сегодня — не мнение, а то, что действительно произошло.</w:t>
+      </w:r>
+    </w:p>
+    <w:p>
+      <w:pPr>
+        <w:spacing w:after="70" w:line="268"/>
+      </w:pPr>
+      <w:r>
+        <w:rPr>
+          <w:b/>
+          <w:bCs/>
+          <w:sz w:val="21"/>
+          <w:szCs w:val="21"/>
+        </w:rPr>
+        <w:t xml:space="preserve">Пример: </w:t>
+      </w:r>
+      <w:r>
+        <w:rPr>
+          <w:sz w:val="21"/>
+          <w:szCs w:val="21"/>
+        </w:rPr>
+        <w:t xml:space="preserve">«Я закончил задачу, которую откладывал».</w:t>
+      </w:r>
+    </w:p>
+    <w:p>
+      <w:pPr>
+        <w:pBdr>
+          <w:left w:val="single" w:color="E8A200" w:sz="12" w:space="8"/>
+        </w:pBdr>
+        <w:spacing w:after="160" w:line="268"/>
+        <w:ind w:left="300"/>
+      </w:pPr>
+      <w:r>
+        <w:rPr>
+          <w:b/>
+          <w:bCs/>
+          <w:color w:val="8A6200"/>
+          <w:sz w:val="21"/>
+          <w:szCs w:val="21"/>
+        </w:rPr>
+        <w:t xml:space="preserve">Сообщение Луми: </w:t>
+      </w:r>
+      <w:r>
+        <w:rPr>
+          <w:i/>
+          <w:iCs/>
+          <w:color w:val="8A6200"/>
+          <w:sz w:val="21"/>
+          <w:szCs w:val="21"/>
+        </w:rPr>
+        <w:t xml:space="preserve">«Факт — это то, что нельзя оспорить. Ты только что нашёл один такой про себя.»</w:t>
+      </w:r>
+    </w:p>
+    <w:p>
+      <w:pPr>
+        <w:pStyle w:val="Heading3"/>
+        <w:spacing w:after="60" w:before="180"/>
+      </w:pPr>
+      <w:r>
+        <w:rPr>
+          <w:b/>
+          <w:bCs/>
+          <w:color w:val="1A1A2E"/>
+          <w:sz w:val="22"/>
+          <w:szCs w:val="22"/>
+        </w:rPr>
+        <w:t xml:space="preserve">Дневник — Записать</w:t>
+      </w:r>
+    </w:p>
+    <w:p>
+      <w:pPr>
+        <w:spacing w:after="70" w:line="268"/>
+      </w:pPr>
+      <w:r>
+        <w:rPr>
+          <w:b/>
+          <w:bCs/>
+          <w:sz w:val="21"/>
+          <w:szCs w:val="21"/>
+        </w:rPr>
+        <w:t xml:space="preserve">Источник: </w:t>
+      </w:r>
+      <w:r>
+        <w:rPr>
+          <w:sz w:val="21"/>
+          <w:szCs w:val="21"/>
+        </w:rPr>
+        <w:t xml:space="preserve">категория «Благодарность себе» библиотеки упражнений</w:t>
+      </w:r>
+    </w:p>
+    <w:p>
+      <w:pPr>
+        <w:spacing w:after="70" w:line="268"/>
+      </w:pPr>
+      <w:r>
+        <w:rPr>
+          <w:b/>
+          <w:bCs/>
+          <w:sz w:val="21"/>
+          <w:szCs w:val="21"/>
+        </w:rPr>
+        <w:t xml:space="preserve">Инструкция: </w:t>
+      </w:r>
+      <w:r>
+        <w:rPr>
+          <w:sz w:val="21"/>
+          <w:szCs w:val="21"/>
+        </w:rPr>
+        <w:t xml:space="preserve">Назови одно действие, за которое ты благодарен себе сегодня.</w:t>
+      </w:r>
+    </w:p>
+    <w:p>
+      <w:pPr>
+        <w:spacing w:after="70" w:line="268"/>
+      </w:pPr>
+      <w:r>
+        <w:rPr>
+          <w:b/>
+          <w:bCs/>
+          <w:sz w:val="21"/>
+          <w:szCs w:val="21"/>
+        </w:rPr>
+        <w:t xml:space="preserve">Пример: </w:t>
+      </w:r>
+      <w:r>
+        <w:rPr>
+          <w:sz w:val="21"/>
+          <w:szCs w:val="21"/>
+        </w:rPr>
+        <w:t xml:space="preserve">«Я поддержал друга, хотя сам устал».</w:t>
+      </w:r>
+    </w:p>
+    <w:p>
+      <w:pPr>
+        <w:pBdr>
+          <w:left w:val="single" w:color="E8A200" w:sz="12" w:space="8"/>
+        </w:pBdr>
+        <w:spacing w:after="160" w:line="268"/>
+        <w:ind w:left="300"/>
+      </w:pPr>
+      <w:r>
+        <w:rPr>
+          <w:b/>
+          <w:bCs/>
+          <w:color w:val="8A6200"/>
+          <w:sz w:val="21"/>
+          <w:szCs w:val="21"/>
+        </w:rPr>
+        <w:t xml:space="preserve">Сообщение Луми: </w:t>
+      </w:r>
+      <w:r>
+        <w:rPr>
+          <w:i/>
+          <w:iCs/>
+          <w:color w:val="8A6200"/>
+          <w:sz w:val="21"/>
+          <w:szCs w:val="21"/>
+        </w:rPr>
+        <w:t xml:space="preserve">«Благодарность не обязательно направлять только вовне. Сегодня ты направил её на себя.»</w:t>
+      </w:r>
+    </w:p>
+    <w:p>
+      <w:pPr>
+        <w:pStyle w:val="Heading3"/>
+        <w:spacing w:after="60" w:before="180"/>
+      </w:pPr>
+      <w:r>
+        <w:rPr>
+          <w:b/>
+          <w:bCs/>
+          <w:color w:val="1A1A2E"/>
+          <w:sz w:val="22"/>
+          <w:szCs w:val="22"/>
+        </w:rPr>
+        <w:t xml:space="preserve">Дыхание (3 мин)</w:t>
+      </w:r>
+    </w:p>
+    <w:p>
+      <w:pPr>
+        <w:spacing w:after="70" w:line="268"/>
+      </w:pPr>
+      <w:r>
+        <w:rPr>
+          <w:b/>
+          <w:bCs/>
+          <w:sz w:val="21"/>
+          <w:szCs w:val="21"/>
+        </w:rPr>
+        <w:t xml:space="preserve">Источник: </w:t>
+      </w:r>
+      <w:r>
+        <w:rPr>
+          <w:sz w:val="21"/>
+          <w:szCs w:val="21"/>
+        </w:rPr>
+        <w:t xml:space="preserve">новая практика, не клиническая техника — простой счётный ритм</w:t>
+      </w:r>
+    </w:p>
+    <w:p>
+      <w:pPr>
+        <w:spacing w:after="70" w:line="268"/>
+      </w:pPr>
+      <w:r>
+        <w:rPr>
+          <w:b/>
+          <w:bCs/>
+          <w:sz w:val="21"/>
+          <w:szCs w:val="21"/>
+        </w:rPr>
+        <w:t xml:space="preserve">Инструкция: </w:t>
+      </w:r>
+      <w:r>
+        <w:rPr>
+          <w:sz w:val="21"/>
+          <w:szCs w:val="21"/>
+        </w:rPr>
+        <w:t xml:space="preserve">Вдох на 4 счёта → задержка на 4 → выдох на 4. Повторить 3 круга. Без задержки дыхания дольше комфортной.</w:t>
+      </w:r>
+    </w:p>
+    <w:p>
+      <w:pPr>
+        <w:spacing w:after="70" w:line="268"/>
+      </w:pPr>
+      <w:r>
+        <w:rPr>
+          <w:b/>
+          <w:bCs/>
+          <w:sz w:val="21"/>
+          <w:szCs w:val="21"/>
+        </w:rPr>
+        <w:t xml:space="preserve">Пример: </w:t>
+      </w:r>
+      <w:r>
+        <w:rPr>
+          <w:sz w:val="21"/>
+          <w:szCs w:val="21"/>
+        </w:rPr>
+        <w:t xml:space="preserve">—</w:t>
+      </w:r>
+    </w:p>
+    <w:p>
+      <w:pPr>
+        <w:pBdr>
+          <w:left w:val="single" w:color="E8A200" w:sz="12" w:space="8"/>
+        </w:pBdr>
+        <w:spacing w:after="160" w:line="268"/>
+        <w:ind w:left="300"/>
+      </w:pPr>
+      <w:r>
+        <w:rPr>
+          <w:b/>
+          <w:bCs/>
+          <w:color w:val="8A6200"/>
+          <w:sz w:val="21"/>
+          <w:szCs w:val="21"/>
+        </w:rPr>
+        <w:t xml:space="preserve">Сообщение Луми: </w:t>
+      </w:r>
+      <w:r>
+        <w:rPr>
+          <w:i/>
+          <w:iCs/>
+          <w:color w:val="8A6200"/>
+          <w:sz w:val="21"/>
+          <w:szCs w:val="21"/>
+        </w:rPr>
+        <w:t xml:space="preserve">«Три круга дыхания — и тело уже немного спокойнее. Ты можешь возвращаться к этому в любой момент.»</w:t>
+      </w:r>
+    </w:p>
+    <w:p>
+      <w:pPr>
+        <w:pStyle w:val="Heading3"/>
+        <w:spacing w:after="60" w:before="180"/>
+      </w:pPr>
+      <w:r>
+        <w:rPr>
+          <w:b/>
+          <w:bCs/>
+          <w:color w:val="1A1A2E"/>
+          <w:sz w:val="22"/>
+          <w:szCs w:val="22"/>
+        </w:rPr>
+        <w:t xml:space="preserve">Аффирмация — Прочитать</w:t>
+      </w:r>
+    </w:p>
+    <w:p>
+      <w:pPr>
+        <w:spacing w:after="70" w:line="268"/>
+      </w:pPr>
+      <w:r>
+        <w:rPr>
+          <w:b/>
+          <w:bCs/>
+          <w:sz w:val="21"/>
+          <w:szCs w:val="21"/>
+        </w:rPr>
+        <w:t xml:space="preserve">Источник: </w:t>
+      </w:r>
+      <w:r>
+        <w:rPr>
+          <w:sz w:val="21"/>
+          <w:szCs w:val="21"/>
+        </w:rPr>
+        <w:t xml:space="preserve">тон курса 2 «Самосострадание»</w:t>
+      </w:r>
+    </w:p>
+    <w:p>
+      <w:pPr>
+        <w:spacing w:after="70" w:line="268"/>
+      </w:pPr>
+      <w:r>
+        <w:rPr>
+          <w:b/>
+          <w:bCs/>
+          <w:sz w:val="21"/>
+          <w:szCs w:val="21"/>
+        </w:rPr>
+        <w:t xml:space="preserve">Формат: </w:t>
+      </w:r>
+      <w:r>
+        <w:rPr>
+          <w:sz w:val="21"/>
+          <w:szCs w:val="21"/>
+        </w:rPr>
+        <w:t xml:space="preserve">Короткий текст для чтения, без ввода от пользователя.</w:t>
+      </w:r>
+    </w:p>
+    <w:p>
+      <w:pPr>
+        <w:spacing w:after="70" w:line="268"/>
+      </w:pPr>
+      <w:r>
+        <w:rPr>
+          <w:b/>
+          <w:bCs/>
+          <w:sz w:val="21"/>
+          <w:szCs w:val="21"/>
+        </w:rPr>
+        <w:t xml:space="preserve">Текст: </w:t>
+      </w:r>
+      <w:r>
+        <w:rPr>
+          <w:sz w:val="21"/>
+          <w:szCs w:val="21"/>
+        </w:rPr>
+        <w:t xml:space="preserve">«Я стараюсь, и это уже успех».</w:t>
+      </w:r>
+    </w:p>
+    <w:p>
+      <w:pPr>
+        <w:pBdr>
+          <w:left w:val="single" w:color="E8A200" w:sz="12" w:space="8"/>
+        </w:pBdr>
+        <w:spacing w:after="160" w:line="268"/>
+        <w:ind w:left="300"/>
+      </w:pPr>
+      <w:r>
+        <w:rPr>
+          <w:b/>
+          <w:bCs/>
+          <w:color w:val="8A6200"/>
+          <w:sz w:val="21"/>
+          <w:szCs w:val="21"/>
+        </w:rPr>
+        <w:t xml:space="preserve">Сообщение Луми: </w:t>
+      </w:r>
+      <w:r>
+        <w:rPr>
+          <w:i/>
+          <w:iCs/>
+          <w:color w:val="8A6200"/>
+          <w:sz w:val="21"/>
+          <w:szCs w:val="21"/>
+        </w:rPr>
+        <w:t xml:space="preserve">«Не обязательно делать больше, чтобы это было правдой. Достаточно того, что ты уже стараешься.»</w:t>
       </w:r>
     </w:p>
     <w:p>
